--- a/manuscript/drafts/highlights_NoA.docx
+++ b/manuscript/drafts/highlights_NoA.docx
@@ -44,7 +44,7 @@
         <w:pStyle w:val="Compact"/>
       </w:pPr>
       <w:r>
-        <w:t xml:space="preserve">In a second AD cohort, 3.5% of shared DEGs but 30% of AD DEGs survived adjustment</w:t>
+        <w:t xml:space="preserve">In a second AD cohort, 3.7% of shared DEGs but 31% of AD DEGs survived adjustment</w:t>
       </w:r>
     </w:p>
     <w:p>

--- a/manuscript/drafts/highlights_NoA.docx
+++ b/manuscript/drafts/highlights_NoA.docx
@@ -20,7 +20,7 @@
         <w:pStyle w:val="Compact"/>
       </w:pPr>
       <w:r>
-        <w:t xml:space="preserve">Pre-specified test of Alzheimer’s disease–glioblastoma transcriptomic overlap</w:t>
+        <w:t xml:space="preserve">Bulk Alzheimer’s disease–glioblastoma transcriptomic overlap re-tested in two cohorts</w:t>
       </w:r>
     </w:p>
     <w:p>
